--- a/app/utils/templates/proposal_template.docx
+++ b/app/utils/templates/proposal_template.docx
@@ -457,39 +457,6 @@
         <w:rPr>
           <w:rtl w:val="0"/>
         </w:rPr>
-      </w:r>
-    </w:p>
-    <w:p>
-      <w:pPr>
-        <w:rPr/>
-      </w:pPr>
-      <w:r>
-        <w:rPr>
-          <w:rtl w:val="0"/>
-        </w:rPr>
-      </w:r>
-    </w:p>
-    <w:p>
-      <w:pPr>
-        <w:rPr/>
-      </w:pPr>
-      <w:r>
-        <w:rPr>
-          <w:rFonts w:ascii="Arial Unicode MS" w:cs="Arial Unicode MS" w:eastAsia="Arial Unicode MS" w:hAnsi="Arial Unicode MS"/>
-          <w:rtl w:val="0"/>
-        </w:rPr>
-        <w:t xml:space="preserve">5. 생성 근거(내부 검토용) </w:t>
-      </w:r>
-    </w:p>
-    <w:p>
-      <w:pPr>
-        <w:rPr/>
-      </w:pPr>
-      <w:r>
-        <w:rPr>
-          <w:rtl w:val="0"/>
-        </w:rPr>
-        <w:t xml:space="preserve">{{REFERENCE}} </w:t>
       </w:r>
     </w:p>
     <w:p>
